--- a/Page Three.docx
+++ b/Page Three.docx
@@ -158,6 +158,7 @@
         </w:rPr>
         <w:t xml:space="preserve"> </w:t>
       </w:r>
+      <w:proofErr w:type="spellStart"/>
       <w:r>
         <w:rPr>
           <w:rFonts w:ascii="Times New Roman" w:hAnsi="Times New Roman" w:cs="Times New Roman"/>
@@ -168,7 +169,20 @@
           <w:u w:val="single"/>
           <w:lang w:val="en-US"/>
         </w:rPr>
-        <w:t>ThousandX Ventures LLP</w:t>
+        <w:t>ThousandX</w:t>
+      </w:r>
+      <w:proofErr w:type="spellEnd"/>
+      <w:r>
+        <w:rPr>
+          <w:rFonts w:ascii="Times New Roman" w:hAnsi="Times New Roman" w:cs="Times New Roman"/>
+          <w:b/>
+          <w:bCs/>
+          <w:sz w:val="24"/>
+          <w:szCs w:val="24"/>
+          <w:u w:val="single"/>
+          <w:lang w:val="en-US"/>
+        </w:rPr>
+        <w:t xml:space="preserve"> Ventures LLP</w:t>
       </w:r>
       <w:r>
         <w:rPr>
@@ -373,71 +387,16 @@
           <w:szCs w:val="24"/>
           <w:lang w:val="en-US"/>
         </w:rPr>
+        <w:t xml:space="preserve">External Supervisor Name: </w:t>
+      </w:r>
+      <w:r>
+        <w:rPr>
+          <w:rFonts w:ascii="Times New Roman" w:hAnsi="Times New Roman" w:cs="Times New Roman"/>
+          <w:sz w:val="24"/>
+          <w:szCs w:val="24"/>
+          <w:lang w:val="en-US"/>
+        </w:rPr>
         <w:t>Shubham Agarwal</w:t>
-      </w:r>
-      <w:r>
-        <w:rPr>
-          <w:rFonts w:ascii="Times New Roman" w:hAnsi="Times New Roman" w:cs="Times New Roman"/>
-          <w:sz w:val="24"/>
-          <w:szCs w:val="24"/>
-          <w:lang w:val="en-US"/>
-        </w:rPr>
-        <w:tab/>
-      </w:r>
-      <w:r>
-        <w:rPr>
-          <w:rFonts w:ascii="Times New Roman" w:hAnsi="Times New Roman" w:cs="Times New Roman"/>
-          <w:sz w:val="24"/>
-          <w:szCs w:val="24"/>
-          <w:lang w:val="en-US"/>
-        </w:rPr>
-        <w:tab/>
-      </w:r>
-      <w:r>
-        <w:rPr>
-          <w:rFonts w:ascii="Times New Roman" w:hAnsi="Times New Roman" w:cs="Times New Roman"/>
-          <w:sz w:val="24"/>
-          <w:szCs w:val="24"/>
-          <w:lang w:val="en-US"/>
-        </w:rPr>
-        <w:tab/>
-      </w:r>
-      <w:r>
-        <w:rPr>
-          <w:rFonts w:ascii="Times New Roman" w:hAnsi="Times New Roman" w:cs="Times New Roman"/>
-          <w:sz w:val="24"/>
-          <w:szCs w:val="24"/>
-          <w:lang w:val="en-US"/>
-        </w:rPr>
-        <w:tab/>
-      </w:r>
-      <w:r>
-        <w:rPr>
-          <w:rFonts w:ascii="Times New Roman" w:hAnsi="Times New Roman" w:cs="Times New Roman"/>
-          <w:sz w:val="24"/>
-          <w:szCs w:val="24"/>
-          <w:lang w:val="en-US"/>
-        </w:rPr>
-        <w:tab/>
-      </w:r>
-      <w:r>
-        <w:rPr>
-          <w:rFonts w:ascii="Times New Roman" w:hAnsi="Times New Roman" w:cs="Times New Roman"/>
-          <w:sz w:val="24"/>
-          <w:szCs w:val="24"/>
-          <w:lang w:val="en-US"/>
-        </w:rPr>
-        <w:tab/>
-      </w:r>
-      <w:r>
-        <w:rPr>
-          <w:rFonts w:ascii="Times New Roman" w:hAnsi="Times New Roman" w:cs="Times New Roman"/>
-          <w:sz w:val="24"/>
-          <w:szCs w:val="24"/>
-          <w:lang w:val="en-US"/>
-        </w:rPr>
-        <w:tab/>
-        <w:t>Dr. Ishan Kumar</w:t>
       </w:r>
     </w:p>
     <w:p>
@@ -466,80 +425,16 @@
           <w:szCs w:val="24"/>
           <w:lang w:val="en-US"/>
         </w:rPr>
+        <w:t xml:space="preserve">Designation: </w:t>
+      </w:r>
+      <w:r>
+        <w:rPr>
+          <w:rFonts w:ascii="Times New Roman" w:hAnsi="Times New Roman" w:cs="Times New Roman"/>
+          <w:sz w:val="24"/>
+          <w:szCs w:val="24"/>
+          <w:lang w:val="en-US"/>
+        </w:rPr>
         <w:t>Manager</w:t>
-      </w:r>
-      <w:r>
-        <w:rPr>
-          <w:rFonts w:ascii="Times New Roman" w:hAnsi="Times New Roman" w:cs="Times New Roman"/>
-          <w:sz w:val="24"/>
-          <w:szCs w:val="24"/>
-          <w:lang w:val="en-US"/>
-        </w:rPr>
-        <w:tab/>
-      </w:r>
-      <w:r>
-        <w:rPr>
-          <w:rFonts w:ascii="Times New Roman" w:hAnsi="Times New Roman" w:cs="Times New Roman"/>
-          <w:sz w:val="24"/>
-          <w:szCs w:val="24"/>
-          <w:lang w:val="en-US"/>
-        </w:rPr>
-        <w:tab/>
-      </w:r>
-      <w:r>
-        <w:rPr>
-          <w:rFonts w:ascii="Times New Roman" w:hAnsi="Times New Roman" w:cs="Times New Roman"/>
-          <w:sz w:val="24"/>
-          <w:szCs w:val="24"/>
-          <w:lang w:val="en-US"/>
-        </w:rPr>
-        <w:tab/>
-      </w:r>
-      <w:r>
-        <w:rPr>
-          <w:rFonts w:ascii="Times New Roman" w:hAnsi="Times New Roman" w:cs="Times New Roman"/>
-          <w:sz w:val="24"/>
-          <w:szCs w:val="24"/>
-          <w:lang w:val="en-US"/>
-        </w:rPr>
-        <w:tab/>
-      </w:r>
-      <w:r>
-        <w:rPr>
-          <w:rFonts w:ascii="Times New Roman" w:hAnsi="Times New Roman" w:cs="Times New Roman"/>
-          <w:sz w:val="24"/>
-          <w:szCs w:val="24"/>
-          <w:lang w:val="en-US"/>
-        </w:rPr>
-        <w:tab/>
-      </w:r>
-      <w:r>
-        <w:rPr>
-          <w:rFonts w:ascii="Times New Roman" w:hAnsi="Times New Roman" w:cs="Times New Roman"/>
-          <w:sz w:val="24"/>
-          <w:szCs w:val="24"/>
-          <w:lang w:val="en-US"/>
-        </w:rPr>
-        <w:tab/>
-      </w:r>
-      <w:r>
-        <w:rPr>
-          <w:rFonts w:ascii="Times New Roman" w:hAnsi="Times New Roman" w:cs="Times New Roman"/>
-          <w:sz w:val="24"/>
-          <w:szCs w:val="24"/>
-          <w:lang w:val="en-US"/>
-        </w:rPr>
-        <w:tab/>
-      </w:r>
-      <w:r>
-        <w:rPr>
-          <w:rFonts w:ascii="Times New Roman" w:hAnsi="Times New Roman" w:cs="Times New Roman"/>
-          <w:sz w:val="24"/>
-          <w:szCs w:val="24"/>
-          <w:lang w:val="en-US"/>
-        </w:rPr>
-        <w:tab/>
-        <w:t>TCP Mentor</w:t>
       </w:r>
     </w:p>
     <w:p>
@@ -597,70 +492,6 @@
           <w:szCs w:val="24"/>
           <w:lang w:val="en-US"/>
         </w:rPr>
-        <w:t>Dated: 01/04/2026</w:t>
-      </w:r>
-      <w:r>
-        <w:rPr>
-          <w:rFonts w:ascii="Times New Roman" w:hAnsi="Times New Roman" w:cs="Times New Roman"/>
-          <w:sz w:val="24"/>
-          <w:szCs w:val="24"/>
-          <w:lang w:val="en-US"/>
-        </w:rPr>
-        <w:tab/>
-      </w:r>
-      <w:r>
-        <w:rPr>
-          <w:rFonts w:ascii="Times New Roman" w:hAnsi="Times New Roman" w:cs="Times New Roman"/>
-          <w:sz w:val="24"/>
-          <w:szCs w:val="24"/>
-          <w:lang w:val="en-US"/>
-        </w:rPr>
-        <w:tab/>
-      </w:r>
-      <w:r>
-        <w:rPr>
-          <w:rFonts w:ascii="Times New Roman" w:hAnsi="Times New Roman" w:cs="Times New Roman"/>
-          <w:sz w:val="24"/>
-          <w:szCs w:val="24"/>
-          <w:lang w:val="en-US"/>
-        </w:rPr>
-        <w:tab/>
-      </w:r>
-      <w:r>
-        <w:rPr>
-          <w:rFonts w:ascii="Times New Roman" w:hAnsi="Times New Roman" w:cs="Times New Roman"/>
-          <w:sz w:val="24"/>
-          <w:szCs w:val="24"/>
-          <w:lang w:val="en-US"/>
-        </w:rPr>
-        <w:tab/>
-      </w:r>
-      <w:r>
-        <w:rPr>
-          <w:rFonts w:ascii="Times New Roman" w:hAnsi="Times New Roman" w:cs="Times New Roman"/>
-          <w:sz w:val="24"/>
-          <w:szCs w:val="24"/>
-          <w:lang w:val="en-US"/>
-        </w:rPr>
-        <w:tab/>
-      </w:r>
-      <w:r>
-        <w:rPr>
-          <w:rFonts w:ascii="Times New Roman" w:hAnsi="Times New Roman" w:cs="Times New Roman"/>
-          <w:sz w:val="24"/>
-          <w:szCs w:val="24"/>
-          <w:lang w:val="en-US"/>
-        </w:rPr>
-        <w:tab/>
-      </w:r>
-      <w:r>
-        <w:rPr>
-          <w:rFonts w:ascii="Times New Roman" w:hAnsi="Times New Roman" w:cs="Times New Roman"/>
-          <w:sz w:val="24"/>
-          <w:szCs w:val="24"/>
-          <w:lang w:val="en-US"/>
-        </w:rPr>
-        <w:tab/>
         <w:t>Dated: 01/04/2026</w:t>
       </w:r>
     </w:p>
